--- a/templates/F13.docx
+++ b/templates/F13.docx
@@ -1111,51 +1111,63 @@
     <w:p>
       <w:pPr>
         <w:rPr>
-          <w:lang w:val="nl-NL"/>
+          <w:lang w:val="fi-FI"/>
         </w:rPr>
       </w:pPr>
       <w:r>
         <w:rPr>
-          <w:lang w:val="nl-NL"/>
-        </w:rPr>
-        <w:t>Yang Menerima</w:t>
-      </w:r>
-      <w:r>
-        <w:rPr>
-          <w:lang w:val="nl-NL"/>
-        </w:rPr>
-        <w:tab/>
-      </w:r>
-      <w:r>
-        <w:rPr>
-          <w:lang w:val="nl-NL"/>
-        </w:rPr>
-        <w:tab/>
-      </w:r>
-      <w:r>
-        <w:rPr>
-          <w:lang w:val="nl-NL"/>
-        </w:rPr>
-        <w:tab/>
-      </w:r>
-      <w:r>
-        <w:rPr>
-          <w:lang w:val="nl-NL"/>
-        </w:rPr>
-        <w:tab/>
-      </w:r>
-      <w:r>
-        <w:rPr>
-          <w:lang w:val="nl-NL"/>
-        </w:rPr>
-        <w:tab/>
-      </w:r>
-      <w:r>
-        <w:rPr>
-          <w:lang w:val="nl-NL"/>
-        </w:rPr>
-        <w:tab/>
-        <w:t>Yang Mengembalikan</w:t>
+          <w:lang w:val="fi-FI"/>
+        </w:rPr>
+        <w:t>Yang Men</w:t>
+      </w:r>
+      <w:r>
+        <w:rPr>
+          <w:lang w:val="fi-FI"/>
+        </w:rPr>
+        <w:t>yerahkan</w:t>
+      </w:r>
+      <w:r>
+        <w:rPr>
+          <w:lang w:val="fi-FI"/>
+        </w:rPr>
+        <w:tab/>
+      </w:r>
+      <w:r>
+        <w:rPr>
+          <w:lang w:val="fi-FI"/>
+        </w:rPr>
+        <w:tab/>
+      </w:r>
+      <w:r>
+        <w:rPr>
+          <w:lang w:val="fi-FI"/>
+        </w:rPr>
+        <w:tab/>
+      </w:r>
+      <w:r>
+        <w:rPr>
+          <w:lang w:val="fi-FI"/>
+        </w:rPr>
+        <w:tab/>
+      </w:r>
+      <w:r>
+        <w:rPr>
+          <w:lang w:val="fi-FI"/>
+        </w:rPr>
+        <w:tab/>
+      </w:r>
+      <w:r>
+        <w:rPr>
+          <w:lang w:val="fi-FI"/>
+        </w:rPr>
+        <w:tab/>
+        <w:t>Yang Men</w:t>
+      </w:r>
+      <w:r>
+        <w:rPr>
+          <w:lang w:val="fi-FI"/>
+        </w:rPr>
+        <w:t>erima</w:t>
       </w:r>
     </w:p>
     <w:p>
@@ -1205,7 +1217,19 @@
           <w:lang w:val="fi-FI"/>
         </w:rPr>
         <w:tab/>
-        <w:t>Ketua Kegiatan,</w:t>
+        <w:t>K</w:t>
+      </w:r>
+      <w:r>
+        <w:rPr>
+          <w:lang w:val="fi-FI"/>
+        </w:rPr>
+        <w:t>aur/Katim/PJ/K</w:t>
+      </w:r>
+      <w:r>
+        <w:rPr>
+          <w:lang w:val="fi-FI"/>
+        </w:rPr>
+        <w:t>etua Kegiatan,</w:t>
       </w:r>
     </w:p>
     <w:p>
@@ -1239,43 +1263,54 @@
         <w:rPr>
           <w:lang w:val="fi-FI"/>
         </w:rPr>
-        <w:t>……………………</w:t>
-      </w:r>
-      <w:r>
-        <w:rPr>
-          <w:lang w:val="fi-FI"/>
-        </w:rPr>
-        <w:tab/>
-      </w:r>
-      <w:r>
-        <w:rPr>
-          <w:lang w:val="fi-FI"/>
-        </w:rPr>
-        <w:tab/>
-      </w:r>
-      <w:r>
-        <w:rPr>
-          <w:lang w:val="fi-FI"/>
-        </w:rPr>
-        <w:tab/>
-      </w:r>
-      <w:r>
-        <w:rPr>
-          <w:lang w:val="fi-FI"/>
-        </w:rPr>
-        <w:tab/>
-      </w:r>
-      <w:r>
-        <w:rPr>
-          <w:lang w:val="fi-FI"/>
-        </w:rPr>
-        <w:tab/>
-      </w:r>
-      <w:r>
-        <w:rPr>
-          <w:lang w:val="fi-FI"/>
-        </w:rPr>
-        <w:tab/>
+        <w:t>Tedi Setiadi</w:t>
+      </w:r>
+      <w:r>
+        <w:rPr>
+          <w:lang w:val="fi-FI"/>
+        </w:rPr>
+        <w:tab/>
+      </w:r>
+      <w:r>
+        <w:rPr>
+          <w:lang w:val="fi-FI"/>
+        </w:rPr>
+        <w:tab/>
+      </w:r>
+      <w:r>
+        <w:rPr>
+          <w:lang w:val="fi-FI"/>
+        </w:rPr>
+        <w:tab/>
+      </w:r>
+      <w:r>
+        <w:rPr>
+          <w:lang w:val="fi-FI"/>
+        </w:rPr>
+        <w:tab/>
+      </w:r>
+      <w:r>
+        <w:rPr>
+          <w:lang w:val="fi-FI"/>
+        </w:rPr>
+        <w:tab/>
+      </w:r>
+      <w:r>
+        <w:rPr>
+          <w:lang w:val="fi-FI"/>
+        </w:rPr>
+        <w:tab/>
+      </w:r>
+      <w:r>
+        <w:rPr>
+          <w:lang w:val="fi-FI"/>
+        </w:rPr>
+        <w:tab/>
+      </w:r>
+      <w:r>
+        <w:rPr>
+          <w:lang w:val="fi-FI"/>
+        </w:rPr>
         <w:t>………………………….</w:t>
       </w:r>
     </w:p>
@@ -1295,19 +1330,7 @@
         <w:rPr>
           <w:lang w:val="fi-FI"/>
         </w:rPr>
-        <w:tab/>
-      </w:r>
-      <w:r>
-        <w:rPr>
-          <w:lang w:val="fi-FI"/>
-        </w:rPr>
-        <w:tab/>
-      </w:r>
-      <w:r>
-        <w:rPr>
-          <w:lang w:val="fi-FI"/>
-        </w:rPr>
-        <w:tab/>
+        <w:t xml:space="preserve"> 197905112014091001</w:t>
       </w:r>
       <w:r>
         <w:rPr>
